--- a/比賽資料/2026第21屆戰國策全國創新創業競賽/附件2-團隊提案切結書暨個資同意書.docx
+++ b/比賽資料/2026第21屆戰國策全國創新創業競賽/附件2-團隊提案切結書暨個資同意書.docx
@@ -114,21 +114,7 @@
           <w:rFonts w:ascii="Times New Roman" w:eastAsia="標楷體" w:hAnsi="Times New Roman" w:cs="Times New Roman" w:hint="eastAsia"/>
           <w14:ligatures w14:val="none"/>
         </w:rPr>
-        <w:t>____________</w:t>
-      </w:r>
-      <w:r>
-        <w:rPr>
-          <w:rFonts w:ascii="Times New Roman" w:eastAsia="標楷體" w:hAnsi="Times New Roman" w:cs="Times New Roman" w:hint="eastAsia"/>
-          <w14:ligatures w14:val="none"/>
-        </w:rPr>
         <w:t>搞笑影片</w:t>
-      </w:r>
-      <w:r>
-        <w:rPr>
-          <w:rFonts w:ascii="Times New Roman" w:eastAsia="標楷體" w:hAnsi="Times New Roman" w:cs="Times New Roman" w:hint="eastAsia"/>
-          <w14:ligatures w14:val="none"/>
-        </w:rPr>
-        <w:t>______________</w:t>
       </w:r>
       <w:r>
         <w:rPr>
@@ -409,43 +395,7 @@
           <w:kern w:val="0"/>
           <w14:ligatures w14:val="none"/>
         </w:rPr>
-        <w:t>競賽計畫</w:t>
-      </w:r>
-      <w:proofErr w:type="gramStart"/>
-      <w:r>
-        <w:rPr>
-          <w:rFonts w:ascii="Times New Roman" w:eastAsia="標楷體" w:hAnsi="Times New Roman" w:cs="Times New Roman" w:hint="eastAsia"/>
-          <w:kern w:val="0"/>
-          <w14:ligatures w14:val="none"/>
-        </w:rPr>
-        <w:t>期間，</w:t>
-      </w:r>
-      <w:proofErr w:type="gramEnd"/>
-      <w:r>
-        <w:rPr>
-          <w:rFonts w:ascii="Times New Roman" w:eastAsia="標楷體" w:hAnsi="Times New Roman" w:cs="Times New Roman" w:hint="eastAsia"/>
-          <w:kern w:val="0"/>
-          <w14:ligatures w14:val="none"/>
-        </w:rPr>
-        <w:t>如發生下列情形之一，主辦及執行單位有權拒付獎金，並向創業團隊</w:t>
-      </w:r>
-      <w:proofErr w:type="gramStart"/>
-      <w:r>
-        <w:rPr>
-          <w:rFonts w:ascii="Times New Roman" w:eastAsia="標楷體" w:hAnsi="Times New Roman" w:cs="Times New Roman" w:hint="eastAsia"/>
-          <w:kern w:val="0"/>
-          <w14:ligatures w14:val="none"/>
-        </w:rPr>
-        <w:t>追償已撥付</w:t>
-      </w:r>
-      <w:proofErr w:type="gramEnd"/>
-      <w:r>
-        <w:rPr>
-          <w:rFonts w:ascii="Times New Roman" w:eastAsia="標楷體" w:hAnsi="Times New Roman" w:cs="Times New Roman" w:hint="eastAsia"/>
-          <w:kern w:val="0"/>
-          <w14:ligatures w14:val="none"/>
-        </w:rPr>
-        <w:t>款項，本團隊不得有任何異議：</w:t>
+        <w:t>競賽計畫期間，如發生下列情形之一，主辦及執行單位有權拒付獎金，並向創業團隊追償已撥付款項，本團隊不得有任何異議：</w:t>
       </w:r>
     </w:p>
     <w:p>
@@ -622,25 +572,7 @@
           <w:kern w:val="0"/>
           <w14:ligatures w14:val="none"/>
         </w:rPr>
-        <w:t>單位</w:t>
-      </w:r>
-      <w:proofErr w:type="gramStart"/>
-      <w:r>
-        <w:rPr>
-          <w:rFonts w:ascii="Times New Roman" w:eastAsia="標楷體" w:hAnsi="Times New Roman" w:cs="Times New Roman" w:hint="eastAsia"/>
-          <w:kern w:val="0"/>
-          <w14:ligatures w14:val="none"/>
-        </w:rPr>
-        <w:t>不</w:t>
-      </w:r>
-      <w:proofErr w:type="gramEnd"/>
-      <w:r>
-        <w:rPr>
-          <w:rFonts w:ascii="Times New Roman" w:eastAsia="標楷體" w:hAnsi="Times New Roman" w:cs="Times New Roman" w:hint="eastAsia"/>
-          <w:kern w:val="0"/>
-          <w14:ligatures w14:val="none"/>
-        </w:rPr>
-        <w:t>涉入爭議。所有參賽者未經主辦、</w:t>
+        <w:t>單位不涉入爭議。所有參賽者未經主辦、</w:t>
       </w:r>
       <w:r>
         <w:rPr>
@@ -719,25 +651,7 @@
           <w:kern w:val="0"/>
           <w14:ligatures w14:val="none"/>
         </w:rPr>
-        <w:t>、接受採訪、活動攝影、影片剪輯等作為競賽專輯、宣傳影片於國內、</w:t>
-      </w:r>
-      <w:proofErr w:type="gramStart"/>
-      <w:r>
-        <w:rPr>
-          <w:rFonts w:ascii="Times New Roman" w:eastAsia="標楷體" w:hAnsi="Times New Roman" w:cs="Times New Roman" w:hint="eastAsia"/>
-          <w:kern w:val="0"/>
-          <w14:ligatures w14:val="none"/>
-        </w:rPr>
-        <w:t>外非營利</w:t>
-      </w:r>
-      <w:proofErr w:type="gramEnd"/>
-      <w:r>
-        <w:rPr>
-          <w:rFonts w:ascii="Times New Roman" w:eastAsia="標楷體" w:hAnsi="Times New Roman" w:cs="Times New Roman" w:hint="eastAsia"/>
-          <w:kern w:val="0"/>
-          <w14:ligatures w14:val="none"/>
-        </w:rPr>
-        <w:t>使用，促進資訊交流。</w:t>
+        <w:t>、接受採訪、活動攝影、影片剪輯等作為競賽專輯、宣傳影片於國內、外非營利使用，促進資訊交流。</w:t>
       </w:r>
     </w:p>
     <w:p>
@@ -757,23 +671,7 @@
           <w:rFonts w:ascii="Times New Roman" w:eastAsia="標楷體" w:hAnsi="Times New Roman" w:cs="Times New Roman" w:hint="eastAsia"/>
           <w14:ligatures w14:val="none"/>
         </w:rPr>
-        <w:t>以上所</w:t>
-      </w:r>
-      <w:proofErr w:type="gramStart"/>
-      <w:r>
-        <w:rPr>
-          <w:rFonts w:ascii="Times New Roman" w:eastAsia="標楷體" w:hAnsi="Times New Roman" w:cs="Times New Roman" w:hint="eastAsia"/>
-          <w14:ligatures w14:val="none"/>
-        </w:rPr>
-        <w:t>列均依公開</w:t>
-      </w:r>
-      <w:proofErr w:type="gramEnd"/>
-      <w:r>
-        <w:rPr>
-          <w:rFonts w:ascii="Times New Roman" w:eastAsia="標楷體" w:hAnsi="Times New Roman" w:cs="Times New Roman" w:hint="eastAsia"/>
-          <w14:ligatures w14:val="none"/>
-        </w:rPr>
-        <w:t>誠實原則，如有欺瞞，願接受執行單位全權處置，絕無異議，特此聲明。</w:t>
+        <w:t>以上所列均依公開誠實原則，如有欺瞞，願接受執行單位全權處置，絕無異議，特此聲明。</w:t>
       </w:r>
     </w:p>
     <w:tbl>
@@ -882,7 +780,6 @@
                 <w:kern w:val="0"/>
               </w:rPr>
             </w:pPr>
-            <w:proofErr w:type="gramStart"/>
             <w:r>
               <w:rPr>
                 <w:rFonts w:ascii="Times New Roman" w:eastAsia="標楷體" w:hAnsi="Times New Roman" w:cs="Times New Roman" w:hint="eastAsia"/>
@@ -891,7 +788,6 @@
               </w:rPr>
               <w:t>本人親簽</w:t>
             </w:r>
-            <w:proofErr w:type="gramEnd"/>
           </w:p>
         </w:tc>
       </w:tr>
@@ -1166,17 +1062,8 @@
                 <w:rFonts w:ascii="Times New Roman" w:eastAsia="標楷體" w:hAnsi="Times New Roman" w:cs="Times New Roman" w:hint="eastAsia"/>
                 <w:kern w:val="0"/>
               </w:rPr>
-              <w:t>蘇品</w:t>
+              <w:t>蘇品璇</w:t>
             </w:r>
-            <w:proofErr w:type="gramStart"/>
-            <w:r>
-              <w:rPr>
-                <w:rFonts w:ascii="Times New Roman" w:eastAsia="標楷體" w:hAnsi="Times New Roman" w:cs="Times New Roman" w:hint="eastAsia"/>
-                <w:kern w:val="0"/>
-              </w:rPr>
-              <w:t>璇</w:t>
-            </w:r>
-            <w:proofErr w:type="gramEnd"/>
           </w:p>
         </w:tc>
         <w:tc>
@@ -1746,31 +1633,7 @@
           <w:szCs w:val="22"/>
           <w14:ligatures w14:val="none"/>
         </w:rPr>
-        <w:t>致理科技大學（以下簡稱本競賽工作小組）</w:t>
-      </w:r>
-      <w:proofErr w:type="gramStart"/>
-      <w:r>
-        <w:rPr>
-          <w:rFonts w:ascii="Times New Roman" w:eastAsia="標楷體" w:hAnsi="Times New Roman" w:cs="Times New Roman"/>
-          <w:color w:val="000000"/>
-          <w:kern w:val="0"/>
-          <w:sz w:val="22"/>
-          <w:szCs w:val="22"/>
-          <w14:ligatures w14:val="none"/>
-        </w:rPr>
-        <w:t>謹依個人</w:t>
-      </w:r>
-      <w:proofErr w:type="gramEnd"/>
-      <w:r>
-        <w:rPr>
-          <w:rFonts w:ascii="Times New Roman" w:eastAsia="標楷體" w:hAnsi="Times New Roman" w:cs="Times New Roman"/>
-          <w:color w:val="000000"/>
-          <w:kern w:val="0"/>
-          <w:sz w:val="22"/>
-          <w:szCs w:val="22"/>
-          <w14:ligatures w14:val="none"/>
-        </w:rPr>
-        <w:t>資料保護法（以下簡稱個資法）第</w:t>
+        <w:t>致理科技大學（以下簡稱本競賽工作小組）謹依個人資料保護法（以下簡稱個資法）第</w:t>
       </w:r>
       <w:r>
         <w:rPr>
@@ -1992,31 +1855,7 @@
           <w:szCs w:val="22"/>
           <w14:ligatures w14:val="none"/>
         </w:rPr>
-        <w:t>個人資料類別：包括但</w:t>
-      </w:r>
-      <w:proofErr w:type="gramStart"/>
-      <w:r>
-        <w:rPr>
-          <w:rFonts w:ascii="Times New Roman" w:eastAsia="標楷體" w:hAnsi="Times New Roman" w:cs="Times New Roman"/>
-          <w:color w:val="000000"/>
-          <w:kern w:val="0"/>
-          <w:sz w:val="22"/>
-          <w:szCs w:val="22"/>
-          <w14:ligatures w14:val="none"/>
-        </w:rPr>
-        <w:t>不限含姓名</w:t>
-      </w:r>
-      <w:proofErr w:type="gramEnd"/>
-      <w:r>
-        <w:rPr>
-          <w:rFonts w:ascii="Times New Roman" w:eastAsia="標楷體" w:hAnsi="Times New Roman" w:cs="Times New Roman"/>
-          <w:color w:val="000000"/>
-          <w:kern w:val="0"/>
-          <w:sz w:val="22"/>
-          <w:szCs w:val="22"/>
-          <w14:ligatures w14:val="none"/>
-        </w:rPr>
-        <w:t>、出生日期、地址、身分證統一編號、性別、學歷、經歷、帳戶資料、戶籍資料、連絡地址、住家電話、行動電話、電子信箱、任職單位及其他得以直接或間接方式識別個人資料之身份文件等相關資料。</w:t>
+        <w:t>個人資料類別：包括但不限含姓名、出生日期、地址、身分證統一編號、性別、學歷、經歷、帳戶資料、戶籍資料、連絡地址、住家電話、行動電話、電子信箱、任職單位及其他得以直接或間接方式識別個人資料之身份文件等相關資料。</w:t>
       </w:r>
     </w:p>
     <w:p>
@@ -2243,9 +2082,8 @@
           <w:szCs w:val="22"/>
           <w14:ligatures w14:val="none"/>
         </w:rPr>
-        <w:t>本競賽工作小組保有您的個人資料時，基於</w:t>
-      </w:r>
-      <w:proofErr w:type="gramStart"/>
+        <w:t>本競賽工作小組保有您的個人資料時，基於個資法之規定，您可透過書面</w:t>
+      </w:r>
       <w:r>
         <w:rPr>
           <w:rFonts w:ascii="Times New Roman" w:eastAsia="標楷體" w:hAnsi="Times New Roman" w:cs="Times New Roman"/>
@@ -2255,9 +2093,8 @@
           <w:szCs w:val="22"/>
           <w14:ligatures w14:val="none"/>
         </w:rPr>
-        <w:t>個</w:t>
-      </w:r>
-      <w:proofErr w:type="gramEnd"/>
+        <w:t>/</w:t>
+      </w:r>
       <w:r>
         <w:rPr>
           <w:rFonts w:ascii="Times New Roman" w:eastAsia="標楷體" w:hAnsi="Times New Roman" w:cs="Times New Roman"/>
@@ -2267,53 +2104,7 @@
           <w:szCs w:val="22"/>
           <w14:ligatures w14:val="none"/>
         </w:rPr>
-        <w:t>資法之規定，您可透過書面</w:t>
-      </w:r>
-      <w:r>
-        <w:rPr>
-          <w:rFonts w:ascii="Times New Roman" w:eastAsia="標楷體" w:hAnsi="Times New Roman" w:cs="Times New Roman"/>
-          <w:color w:val="000000"/>
-          <w:kern w:val="0"/>
-          <w:sz w:val="22"/>
-          <w:szCs w:val="22"/>
-          <w14:ligatures w14:val="none"/>
-        </w:rPr>
-        <w:t>/</w:t>
-      </w:r>
-      <w:r>
-        <w:rPr>
-          <w:rFonts w:ascii="Times New Roman" w:eastAsia="標楷體" w:hAnsi="Times New Roman" w:cs="Times New Roman"/>
-          <w:color w:val="000000"/>
-          <w:kern w:val="0"/>
-          <w:sz w:val="22"/>
-          <w:szCs w:val="22"/>
-          <w14:ligatures w14:val="none"/>
-        </w:rPr>
-        <w:t>電子方式行使以下權利，除基於</w:t>
-      </w:r>
-      <w:proofErr w:type="gramStart"/>
-      <w:r>
-        <w:rPr>
-          <w:rFonts w:ascii="Times New Roman" w:eastAsia="標楷體" w:hAnsi="Times New Roman" w:cs="Times New Roman"/>
-          <w:color w:val="000000"/>
-          <w:kern w:val="0"/>
-          <w:sz w:val="22"/>
-          <w:szCs w:val="22"/>
-          <w14:ligatures w14:val="none"/>
-        </w:rPr>
-        <w:t>個</w:t>
-      </w:r>
-      <w:proofErr w:type="gramEnd"/>
-      <w:r>
-        <w:rPr>
-          <w:rFonts w:ascii="Times New Roman" w:eastAsia="標楷體" w:hAnsi="Times New Roman" w:cs="Times New Roman"/>
-          <w:color w:val="000000"/>
-          <w:kern w:val="0"/>
-          <w:sz w:val="22"/>
-          <w:szCs w:val="22"/>
-          <w14:ligatures w14:val="none"/>
-        </w:rPr>
-        <w:t>資法與其他相關法令規定外，本競賽工作小組均不會拒絕。</w:t>
+        <w:t>電子方式行使以下權利，除基於個資法與其他相關法令規定外，本競賽工作小組均不會拒絕。</w:t>
       </w:r>
     </w:p>
     <w:p>
